--- a/downloads/teacher/05 Materials/Unit 02/Slides/Slides 02.18 - Buying Low Rebalancing and Return Math.docx
+++ b/downloads/teacher/05 Materials/Unit 02/Slides/Slides 02.18 - Buying Low Rebalancing and Return Math.docx
@@ -40,15 +40,6 @@
       </w:pPr>
       <w:r>
         <w:t xml:space="preserve">Sparkstone was AQ57.80 before the crisis and AQ31.20 at the bottom.</w:t>
-      </w:r>
-      <w:r>
-        <w:t xml:space="preserve"> </w:t>
-      </w:r>
-      <w:r>
-        <w:rPr>
-          <w:rStyle w:val="TeacherNote"/>
-        </w:rPr>
-        <w:t xml:space="preserve">[Sal: use your class’s real numbers.]</w:t>
       </w:r>
     </w:p>
     <w:p>
